--- a/public/fun/forms/이력서_병원행정·간호조무사_7_경력기술서형.docx
+++ b/public/fun/forms/이력서_병원행정·간호조무사_7_경력기술서형.docx
@@ -739,7 +739,7 @@
           <w:color w:val="1B2C55"/>
           <w:sz w:val="21"/>
         </w:rPr>
-        <w:t>자격 · 면허</w:t>
+        <w:t>학력 · 교육 · 응대 사례</w:t>
       </w:r>
     </w:p>
     <w:tbl>
@@ -757,9 +757,8 @@
       </w:tblPr>
       <w:tblGrid>
         <w:gridCol w:w="2100"/>
-        <w:gridCol w:w="2805"/>
-        <w:gridCol w:w="2805"/>
-        <w:gridCol w:w="2820"/>
+        <w:gridCol w:w="4215"/>
+        <w:gridCol w:w="4215"/>
       </w:tblGrid>
       <w:tr>
         <w:trPr>
@@ -783,13 +782,13 @@
                 <w:color w:val="FFFFFF"/>
                 <w:sz w:val="17"/>
               </w:rPr>
-              <w:t>취득일</w:t>
+              <w:t>기 간</w:t>
             </w:r>
           </w:p>
         </w:tc>
         <w:tc>
           <w:tcPr>
-            <w:tcW w:type="dxa" w:w="2805"/>
+            <w:tcW w:type="dxa" w:w="4215"/>
             <w:shd w:val="clear" w:color="auto" w:fill="1B2C55"/>
             <w:vAlign w:val="center"/>
           </w:tcPr>
@@ -804,13 +803,13 @@
                 <w:color w:val="FFFFFF"/>
                 <w:sz w:val="17"/>
               </w:rPr>
-              <w:t>자격명</w:t>
+              <w:t>학교 / 기관</w:t>
             </w:r>
           </w:p>
         </w:tc>
         <w:tc>
           <w:tcPr>
-            <w:tcW w:type="dxa" w:w="2805"/>
+            <w:tcW w:type="dxa" w:w="4215"/>
             <w:shd w:val="clear" w:color="auto" w:fill="1B2C55"/>
             <w:vAlign w:val="center"/>
           </w:tcPr>
@@ -825,28 +824,88 @@
                 <w:color w:val="FFFFFF"/>
                 <w:sz w:val="17"/>
               </w:rPr>
-              <w:t>발급 기관</w:t>
+              <w:t>내 용</w:t>
+            </w:r>
+          </w:p>
+        </w:tc>
+      </w:tr>
+      <w:tr>
+        <w:trPr>
+          <w:trHeight w:val="450" w:hRule="atLeast"/>
+          <w:cantSplit/>
+        </w:trPr>
+        <w:tc>
+          <w:tcPr>
+            <w:tcW w:type="dxa" w:w="2100"/>
+            <w:tcBorders>
+              <w:top w:val="nil"/>
+              <w:left w:val="nil"/>
+              <w:bottom w:val="single" w:sz="4" w:space="0" w:color="C3C8D5"/>
+              <w:right w:val="nil"/>
+            </w:tcBorders>
+            <w:vAlign w:val="center"/>
+          </w:tcPr>
+          <w:p>
+            <w:pPr>
+              <w:spacing w:before="0" w:after="0"/>
+              <w:jc w:val="left"/>
+            </w:pPr>
+            <w:r>
+              <w:rPr>
+                <w:color w:val="A9B0B8"/>
+                <w:sz w:val="16"/>
+              </w:rPr>
+              <w:t>예) 2022.03 ~ 2024.02</w:t>
             </w:r>
           </w:p>
         </w:tc>
         <w:tc>
           <w:tcPr>
-            <w:tcW w:type="dxa" w:w="2820"/>
-            <w:shd w:val="clear" w:color="auto" w:fill="1B2C55"/>
+            <w:tcW w:type="dxa" w:w="4215"/>
+            <w:tcBorders>
+              <w:top w:val="nil"/>
+              <w:left w:val="nil"/>
+              <w:bottom w:val="single" w:sz="4" w:space="0" w:color="C3C8D5"/>
+              <w:right w:val="nil"/>
+            </w:tcBorders>
             <w:vAlign w:val="center"/>
           </w:tcPr>
           <w:p>
             <w:pPr>
               <w:spacing w:before="0" w:after="0"/>
-              <w:jc w:val="center"/>
+              <w:jc w:val="left"/>
             </w:pPr>
             <w:r>
               <w:rPr>
-                <w:b/>
-                <w:color w:val="FFFFFF"/>
-                <w:sz w:val="17"/>
+                <w:color w:val="A9B0B8"/>
+                <w:sz w:val="16"/>
               </w:rPr>
-              <w:t>번 호</w:t>
+              <w:t>○○대학교 (졸업)</w:t>
+            </w:r>
+          </w:p>
+        </w:tc>
+        <w:tc>
+          <w:tcPr>
+            <w:tcW w:type="dxa" w:w="4215"/>
+            <w:tcBorders>
+              <w:top w:val="nil"/>
+              <w:left w:val="nil"/>
+              <w:bottom w:val="single" w:sz="4" w:space="0" w:color="C3C8D5"/>
+              <w:right w:val="nil"/>
+            </w:tcBorders>
+            <w:vAlign w:val="center"/>
+          </w:tcPr>
+          <w:p>
+            <w:pPr>
+              <w:spacing w:before="0" w:after="0"/>
+              <w:jc w:val="left"/>
+            </w:pPr>
+            <w:r>
+              <w:rPr>
+                <w:color w:val="A9B0B8"/>
+                <w:sz w:val="16"/>
+              </w:rPr>
+              <w:t>배운 점 · 활동 내용</w:t>
             </w:r>
           </w:p>
         </w:tc>
@@ -871,7 +930,7 @@
         </w:tc>
         <w:tc>
           <w:tcPr>
-            <w:tcW w:type="dxa" w:w="2805"/>
+            <w:tcW w:type="dxa" w:w="4215"/>
             <w:tcBorders>
               <w:top w:val="nil"/>
               <w:left w:val="nil"/>
@@ -884,20 +943,7 @@
         </w:tc>
         <w:tc>
           <w:tcPr>
-            <w:tcW w:type="dxa" w:w="2805"/>
-            <w:tcBorders>
-              <w:top w:val="nil"/>
-              <w:left w:val="nil"/>
-              <w:bottom w:val="single" w:sz="4" w:space="0" w:color="C3C8D5"/>
-              <w:right w:val="nil"/>
-            </w:tcBorders>
-            <w:vAlign w:val="center"/>
-          </w:tcPr>
-          <w:p/>
-        </w:tc>
-        <w:tc>
-          <w:tcPr>
-            <w:tcW w:type="dxa" w:w="2820"/>
+            <w:tcW w:type="dxa" w:w="4215"/>
             <w:tcBorders>
               <w:top w:val="nil"/>
               <w:left w:val="nil"/>
@@ -929,7 +975,7 @@
         </w:tc>
         <w:tc>
           <w:tcPr>
-            <w:tcW w:type="dxa" w:w="2805"/>
+            <w:tcW w:type="dxa" w:w="4215"/>
             <w:tcBorders>
               <w:top w:val="nil"/>
               <w:left w:val="nil"/>
@@ -942,78 +988,7 @@
         </w:tc>
         <w:tc>
           <w:tcPr>
-            <w:tcW w:type="dxa" w:w="2805"/>
-            <w:tcBorders>
-              <w:top w:val="nil"/>
-              <w:left w:val="nil"/>
-              <w:bottom w:val="single" w:sz="4" w:space="0" w:color="C3C8D5"/>
-              <w:right w:val="nil"/>
-            </w:tcBorders>
-            <w:vAlign w:val="center"/>
-          </w:tcPr>
-          <w:p/>
-        </w:tc>
-        <w:tc>
-          <w:tcPr>
-            <w:tcW w:type="dxa" w:w="2820"/>
-            <w:tcBorders>
-              <w:top w:val="nil"/>
-              <w:left w:val="nil"/>
-              <w:bottom w:val="single" w:sz="4" w:space="0" w:color="C3C8D5"/>
-              <w:right w:val="nil"/>
-            </w:tcBorders>
-            <w:vAlign w:val="center"/>
-          </w:tcPr>
-          <w:p/>
-        </w:tc>
-      </w:tr>
-      <w:tr>
-        <w:trPr>
-          <w:trHeight w:val="450" w:hRule="atLeast"/>
-          <w:cantSplit/>
-        </w:trPr>
-        <w:tc>
-          <w:tcPr>
-            <w:tcW w:type="dxa" w:w="2100"/>
-            <w:tcBorders>
-              <w:top w:val="nil"/>
-              <w:left w:val="nil"/>
-              <w:bottom w:val="single" w:sz="4" w:space="0" w:color="C3C8D5"/>
-              <w:right w:val="nil"/>
-            </w:tcBorders>
-            <w:vAlign w:val="center"/>
-          </w:tcPr>
-          <w:p/>
-        </w:tc>
-        <w:tc>
-          <w:tcPr>
-            <w:tcW w:type="dxa" w:w="2805"/>
-            <w:tcBorders>
-              <w:top w:val="nil"/>
-              <w:left w:val="nil"/>
-              <w:bottom w:val="single" w:sz="4" w:space="0" w:color="C3C8D5"/>
-              <w:right w:val="nil"/>
-            </w:tcBorders>
-            <w:vAlign w:val="center"/>
-          </w:tcPr>
-          <w:p/>
-        </w:tc>
-        <w:tc>
-          <w:tcPr>
-            <w:tcW w:type="dxa" w:w="2805"/>
-            <w:tcBorders>
-              <w:top w:val="nil"/>
-              <w:left w:val="nil"/>
-              <w:bottom w:val="single" w:sz="4" w:space="0" w:color="C3C8D5"/>
-              <w:right w:val="nil"/>
-            </w:tcBorders>
-            <w:vAlign w:val="center"/>
-          </w:tcPr>
-          <w:p/>
-        </w:tc>
-        <w:tc>
-          <w:tcPr>
-            <w:tcW w:type="dxa" w:w="2820"/>
+            <w:tcW w:type="dxa" w:w="4215"/>
             <w:tcBorders>
               <w:top w:val="nil"/>
               <w:left w:val="nil"/>
@@ -1167,7 +1142,19 @@
             </w:tcBorders>
             <w:vAlign w:val="center"/>
           </w:tcPr>
-          <w:p/>
+          <w:p>
+            <w:pPr>
+              <w:spacing w:before="0" w:after="0"/>
+              <w:jc w:val="left"/>
+            </w:pPr>
+            <w:r>
+              <w:rPr>
+                <w:color w:val="A9B0B8"/>
+                <w:sz w:val="16"/>
+              </w:rPr>
+              <w:t>예) 2022.03 ~ 2024.02</w:t>
+            </w:r>
+          </w:p>
         </w:tc>
         <w:tc>
           <w:tcPr>
@@ -1206,7 +1193,19 @@
             </w:tcBorders>
             <w:vAlign w:val="center"/>
           </w:tcPr>
-          <w:p/>
+          <w:p>
+            <w:pPr>
+              <w:spacing w:before="0" w:after="0"/>
+              <w:jc w:val="left"/>
+            </w:pPr>
+            <w:r>
+              <w:rPr>
+                <w:color w:val="A9B0B8"/>
+                <w:sz w:val="16"/>
+              </w:rPr>
+              <w:t>맡은 일 + 숫자 성과</w:t>
+            </w:r>
+          </w:p>
         </w:tc>
       </w:tr>
       <w:tr>
@@ -1893,7 +1892,7 @@
           <w:color w:val="1B2C55"/>
           <w:sz w:val="21"/>
         </w:rPr>
-        <w:t>학력 · 교육 · 응대 사례</w:t>
+        <w:t>자격 · 면허</w:t>
       </w:r>
     </w:p>
     <w:tbl>
@@ -1911,8 +1910,9 @@
       </w:tblPr>
       <w:tblGrid>
         <w:gridCol w:w="2100"/>
-        <w:gridCol w:w="4215"/>
-        <w:gridCol w:w="4215"/>
+        <w:gridCol w:w="2805"/>
+        <w:gridCol w:w="2805"/>
+        <w:gridCol w:w="2820"/>
       </w:tblGrid>
       <w:tr>
         <w:trPr>
@@ -1936,13 +1936,13 @@
                 <w:color w:val="FFFFFF"/>
                 <w:sz w:val="17"/>
               </w:rPr>
-              <w:t>기 간</w:t>
+              <w:t>취득일</w:t>
             </w:r>
           </w:p>
         </w:tc>
         <w:tc>
           <w:tcPr>
-            <w:tcW w:type="dxa" w:w="4215"/>
+            <w:tcW w:type="dxa" w:w="2805"/>
             <w:shd w:val="clear" w:color="auto" w:fill="1B2C55"/>
             <w:vAlign w:val="center"/>
           </w:tcPr>
@@ -1957,13 +1957,13 @@
                 <w:color w:val="FFFFFF"/>
                 <w:sz w:val="17"/>
               </w:rPr>
-              <w:t>학교 / 기관</w:t>
+              <w:t>자격명</w:t>
             </w:r>
           </w:p>
         </w:tc>
         <w:tc>
           <w:tcPr>
-            <w:tcW w:type="dxa" w:w="4215"/>
+            <w:tcW w:type="dxa" w:w="2805"/>
             <w:shd w:val="clear" w:color="auto" w:fill="1B2C55"/>
             <w:vAlign w:val="center"/>
           </w:tcPr>
@@ -1978,7 +1978,28 @@
                 <w:color w:val="FFFFFF"/>
                 <w:sz w:val="17"/>
               </w:rPr>
-              <w:t>내 용</w:t>
+              <w:t>발급 기관</w:t>
+            </w:r>
+          </w:p>
+        </w:tc>
+        <w:tc>
+          <w:tcPr>
+            <w:tcW w:type="dxa" w:w="2820"/>
+            <w:shd w:val="clear" w:color="auto" w:fill="1B2C55"/>
+            <w:vAlign w:val="center"/>
+          </w:tcPr>
+          <w:p>
+            <w:pPr>
+              <w:spacing w:before="0" w:after="0"/>
+              <w:jc w:val="center"/>
+            </w:pPr>
+            <w:r>
+              <w:rPr>
+                <w:b/>
+                <w:color w:val="FFFFFF"/>
+                <w:sz w:val="17"/>
+              </w:rPr>
+              <w:t>번 호</w:t>
             </w:r>
           </w:p>
         </w:tc>
@@ -1999,11 +2020,23 @@
             </w:tcBorders>
             <w:vAlign w:val="center"/>
           </w:tcPr>
-          <w:p/>
+          <w:p>
+            <w:pPr>
+              <w:spacing w:before="0" w:after="0"/>
+              <w:jc w:val="left"/>
+            </w:pPr>
+            <w:r>
+              <w:rPr>
+                <w:color w:val="A9B0B8"/>
+                <w:sz w:val="16"/>
+              </w:rPr>
+              <w:t>예) 2023.05.</w:t>
+            </w:r>
+          </w:p>
         </w:tc>
         <w:tc>
           <w:tcPr>
-            <w:tcW w:type="dxa" w:w="4215"/>
+            <w:tcW w:type="dxa" w:w="2805"/>
             <w:tcBorders>
               <w:top w:val="nil"/>
               <w:left w:val="nil"/>
@@ -2012,11 +2045,48 @@
             </w:tcBorders>
             <w:vAlign w:val="center"/>
           </w:tcPr>
-          <w:p/>
+          <w:p>
+            <w:pPr>
+              <w:spacing w:before="0" w:after="0"/>
+              <w:jc w:val="left"/>
+            </w:pPr>
+            <w:r>
+              <w:rPr>
+                <w:color w:val="A9B0B8"/>
+                <w:sz w:val="16"/>
+              </w:rPr>
+              <w:t>○○ 자격증</w:t>
+            </w:r>
+          </w:p>
         </w:tc>
         <w:tc>
           <w:tcPr>
-            <w:tcW w:type="dxa" w:w="4215"/>
+            <w:tcW w:type="dxa" w:w="2805"/>
+            <w:tcBorders>
+              <w:top w:val="nil"/>
+              <w:left w:val="nil"/>
+              <w:bottom w:val="single" w:sz="4" w:space="0" w:color="C3C8D5"/>
+              <w:right w:val="nil"/>
+            </w:tcBorders>
+            <w:vAlign w:val="center"/>
+          </w:tcPr>
+          <w:p>
+            <w:pPr>
+              <w:spacing w:before="0" w:after="0"/>
+              <w:jc w:val="left"/>
+            </w:pPr>
+            <w:r>
+              <w:rPr>
+                <w:color w:val="A9B0B8"/>
+                <w:sz w:val="16"/>
+              </w:rPr>
+              <w:t>○○공단</w:t>
+            </w:r>
+          </w:p>
+        </w:tc>
+        <w:tc>
+          <w:tcPr>
+            <w:tcW w:type="dxa" w:w="2820"/>
             <w:tcBorders>
               <w:top w:val="nil"/>
               <w:left w:val="nil"/>
@@ -2048,7 +2118,7 @@
         </w:tc>
         <w:tc>
           <w:tcPr>
-            <w:tcW w:type="dxa" w:w="4215"/>
+            <w:tcW w:type="dxa" w:w="2805"/>
             <w:tcBorders>
               <w:top w:val="nil"/>
               <w:left w:val="nil"/>
@@ -2061,7 +2131,20 @@
         </w:tc>
         <w:tc>
           <w:tcPr>
-            <w:tcW w:type="dxa" w:w="4215"/>
+            <w:tcW w:type="dxa" w:w="2805"/>
+            <w:tcBorders>
+              <w:top w:val="nil"/>
+              <w:left w:val="nil"/>
+              <w:bottom w:val="single" w:sz="4" w:space="0" w:color="C3C8D5"/>
+              <w:right w:val="nil"/>
+            </w:tcBorders>
+            <w:vAlign w:val="center"/>
+          </w:tcPr>
+          <w:p/>
+        </w:tc>
+        <w:tc>
+          <w:tcPr>
+            <w:tcW w:type="dxa" w:w="2820"/>
             <w:tcBorders>
               <w:top w:val="nil"/>
               <w:left w:val="nil"/>
@@ -2093,7 +2176,7 @@
         </w:tc>
         <w:tc>
           <w:tcPr>
-            <w:tcW w:type="dxa" w:w="4215"/>
+            <w:tcW w:type="dxa" w:w="2805"/>
             <w:tcBorders>
               <w:top w:val="nil"/>
               <w:left w:val="nil"/>
@@ -2106,7 +2189,20 @@
         </w:tc>
         <w:tc>
           <w:tcPr>
-            <w:tcW w:type="dxa" w:w="4215"/>
+            <w:tcW w:type="dxa" w:w="2805"/>
+            <w:tcBorders>
+              <w:top w:val="nil"/>
+              <w:left w:val="nil"/>
+              <w:bottom w:val="single" w:sz="4" w:space="0" w:color="C3C8D5"/>
+              <w:right w:val="nil"/>
+            </w:tcBorders>
+            <w:vAlign w:val="center"/>
+          </w:tcPr>
+          <w:p/>
+        </w:tc>
+        <w:tc>
+          <w:tcPr>
+            <w:tcW w:type="dxa" w:w="2820"/>
             <w:tcBorders>
               <w:top w:val="nil"/>
               <w:left w:val="nil"/>

--- a/public/fun/forms/이력서_병원행정·간호조무사_7_경력기술서형.docx
+++ b/public/fun/forms/이력서_병원행정·간호조무사_7_경력기술서형.docx
@@ -855,7 +855,7 @@
                 <w:color w:val="A9B0B8"/>
                 <w:sz w:val="16"/>
               </w:rPr>
-              <w:t>예) 2022.03 ~ 2024.02</w:t>
+              <w:t>예) ○○○○.○○ ~ ○○○○.○○</w:t>
             </w:r>
           </w:p>
         </w:tc>
@@ -880,7 +880,7 @@
                 <w:color w:val="A9B0B8"/>
                 <w:sz w:val="16"/>
               </w:rPr>
-              <w:t>○○대학교 (졸업)</w:t>
+              <w:t>학교명 입력 (졸업)</w:t>
             </w:r>
           </w:p>
         </w:tc>
@@ -1152,7 +1152,7 @@
                 <w:color w:val="A9B0B8"/>
                 <w:sz w:val="16"/>
               </w:rPr>
-              <w:t>예) 2022.03 ~ 2024.02</w:t>
+              <w:t>예) ○○○○.○○ ~ ○○○○.○○</w:t>
             </w:r>
           </w:p>
         </w:tc>
@@ -2030,7 +2030,7 @@
                 <w:color w:val="A9B0B8"/>
                 <w:sz w:val="16"/>
               </w:rPr>
-              <w:t>예) 2023.05.</w:t>
+              <w:t>예) ○○○○.○○.</w:t>
             </w:r>
           </w:p>
         </w:tc>
@@ -2478,7 +2478,7 @@
                 <w:color w:val="36508C"/>
                 <w:sz w:val="19"/>
               </w:rPr>
-              <w:t>2022~현재 · ○○의원 원무 · 일 평균 접수 120명 · 청구 반려율 4% → 1%</w:t>
+              <w:t>기간 입력 · ○○의원 원무 · 일 평균 접수 120명 · 청구 반려율 4% → 1%</w:t>
             </w:r>
           </w:p>
         </w:tc>
